--- a/rapports/2026-06-06/EQ7/EQ7_sup_v2/DR_072203030017/86-23-33-38.docx
+++ b/rapports/2026-06-06/EQ7/EQ7_sup_v2/DR_072203030017/86-23-33-38.docx
@@ -297,7 +297,7 @@
           <w:color w:val="1F6FEB"/>
           <w:sz w:val="22"/>
         </w:rPr>
-        <w:t>⚠ INCOHÉRENCES À CORRIGER (111)</w:t>
+        <w:t>⚠ INCOHÉRENCES À CORRIGER (109)</w:t>
       </w:r>
     </w:p>
     <w:tbl>
@@ -1894,7 +1894,7 @@
                 <w:color w:val="16A34A"/>
                 <w:sz w:val="16"/>
               </w:rPr>
-              <w:t>—</w:t>
+              <w:t>s02q33, s01q00b</w:t>
             </w:r>
           </w:p>
         </w:tc>
@@ -1925,7 +1925,7 @@
                 <w:i w:val="0"/>
                 <w:sz w:val="17"/>
               </w:rPr>
-              <w:t>Incohérence!!! seulement les écoles gouvermentales paient les cotisations (Gouvernement, communauté, ONG ou organisation humanitaire).</w:t>
+              <w:t>Incoherent!!! La dernière fois que ASTOU SARR a  fréquenté l'école est 9999.</w:t>
             </w:r>
           </w:p>
         </w:tc>
@@ -2015,7 +2015,7 @@
                 <w:i w:val="0"/>
                 <w:sz w:val="17"/>
               </w:rPr>
-              <w:t>Incoherent!!! La dernière fois que ASTOU SARR a  fréquenté l'école est 9999.</w:t>
+              <w:t>Incoherent!!! La dernière fois que BOUYO SECK a  fréquenté l'école est 9999.</w:t>
             </w:r>
           </w:p>
         </w:tc>
@@ -2105,7 +2105,7 @@
                 <w:i w:val="0"/>
                 <w:sz w:val="17"/>
               </w:rPr>
-              <w:t>Incoherent!!! La dernière fois que BOUYO SECK a  fréquenté l'école est 9999.</w:t>
+              <w:t>Incoherent!!! La dernière fois que FARI NDAO a  fréquenté l'école est 9999.</w:t>
             </w:r>
           </w:p>
         </w:tc>
@@ -2195,7 +2195,7 @@
                 <w:i w:val="0"/>
                 <w:sz w:val="17"/>
               </w:rPr>
-              <w:t>Incoherent!!! La dernière fois que FARI NDAO a  fréquenté l'école est 9999.</w:t>
+              <w:t>Incoherent!!! La dernière fois que MODOU NDAO a  fréquenté l'école est 9999.</w:t>
             </w:r>
           </w:p>
         </w:tc>
@@ -2228,7 +2228,7 @@
                 <w:i w:val="0"/>
                 <w:sz w:val="16"/>
               </w:rPr>
-              <w:t>S02</w:t>
+              <w:t>S03</w:t>
               <w:br/>
             </w:r>
             <w:r>
@@ -2238,7 +2238,7 @@
                 <w:color w:val="64748B"/>
                 <w:sz w:val="14"/>
               </w:rPr>
-              <w:t>Éducation</w:t>
+              <w:t>Santé</w:t>
             </w:r>
           </w:p>
         </w:tc>
@@ -2254,7 +2254,7 @@
                 <w:color w:val="16A34A"/>
                 <w:sz w:val="16"/>
               </w:rPr>
-              <w:t>s02q33, s01q00b</w:t>
+              <w:t>—</w:t>
             </w:r>
           </w:p>
         </w:tc>
@@ -2285,7 +2285,7 @@
                 <w:i w:val="0"/>
                 <w:sz w:val="17"/>
               </w:rPr>
-              <w:t>Incoherent!!! La dernière fois que MODOU NDAO a  fréquenté l'école est 9999.</w:t>
+              <w:t>Avertissement!!! La distance parcourue (De 5 à moins de 10 Km) et le temps (De 15 à moins de 30 mn) donné par ASTOU SARR semble incoherent pour accéder au lieu de la consultation.</w:t>
             </w:r>
           </w:p>
         </w:tc>
@@ -2375,7 +2375,7 @@
                 <w:i w:val="0"/>
                 <w:sz w:val="17"/>
               </w:rPr>
-              <w:t>Avertissement!!! La distance parcourue (De 5 à moins de 10 Km) et le temps (De 15 à moins de 30 mn) donné par ASTOU SARR semble incoherent pour accéder au lieu de la consultation.</w:t>
+              <w:t>Avertissement!!! La distance parcourue (De 5 à moins de 10 Km) et le temps (De 15 à moins de 30 mn) donné par AWA NDAO semble incoherent pour accéder au lieu de la consultation.</w:t>
             </w:r>
           </w:p>
         </w:tc>
@@ -2465,7 +2465,7 @@
                 <w:i w:val="0"/>
                 <w:sz w:val="17"/>
               </w:rPr>
-              <w:t>Avertissement!!! La distance parcourue (De 5 à moins de 10 Km) et le temps (De 15 à moins de 30 mn) donné par AWA NDAO semble incoherent pour accéder au lieu de la consultation.</w:t>
+              <w:t>Avertissement!!! La distance parcourue (De 5 à moins de 10 Km) et le temps (De 15 à moins de 30 mn) donné par IBRAHIMA NDAO semble incoherent pour accéder au lieu de la consultation.</w:t>
             </w:r>
           </w:p>
         </w:tc>
@@ -2555,7 +2555,7 @@
                 <w:i w:val="0"/>
                 <w:sz w:val="17"/>
               </w:rPr>
-              <w:t>Avertissement!!! La distance parcourue (De 5 à moins de 10 Km) et le temps (De 15 à moins de 30 mn) donné par IBRAHIMA NDAO semble incoherent pour accéder au lieu de la consultation.</w:t>
+              <w:t>Avertissement!!! La distance parcourue (De 5 à moins de 10 Km) et le temps (De 15 à moins de 30 mn) donné par MOUHAMED NDAO semble incoherent pour accéder au lieu de la consultation.</w:t>
             </w:r>
           </w:p>
         </w:tc>
@@ -2588,7 +2588,7 @@
                 <w:i w:val="0"/>
                 <w:sz w:val="16"/>
               </w:rPr>
-              <w:t>S03</w:t>
+              <w:t>S11</w:t>
               <w:br/>
             </w:r>
             <w:r>
@@ -2598,7 +2598,7 @@
                 <w:color w:val="64748B"/>
                 <w:sz w:val="14"/>
               </w:rPr>
-              <w:t>Santé</w:t>
+              <w:t>Logement / cadre de vie</w:t>
             </w:r>
           </w:p>
         </w:tc>
@@ -2645,7 +2645,7 @@
                 <w:i w:val="0"/>
                 <w:sz w:val="17"/>
               </w:rPr>
-              <w:t>Avertissement!!! La distance parcourue (De 5 à moins de 10 Km) et le temps (De 15 à moins de 30 mn) donné par MOUHAMED NDAO semble incoherent pour accéder au lieu de la consultation.</w:t>
+              <w:t>Incoherent!!! Le nombre de pièces occupés (11) est superieur aux nombres de personnes vivant dans le ménage.</w:t>
             </w:r>
           </w:p>
         </w:tc>
@@ -2735,7 +2735,7 @@
                 <w:i w:val="0"/>
                 <w:sz w:val="17"/>
               </w:rPr>
-              <w:t>Incoherent!!! Le nombre de pièces occupés (11) est superieur aux nombres de personnes vivant dans le ménage.</w:t>
+              <w:t>Prière de corriger cette incohérence.</w:t>
             </w:r>
           </w:p>
         </w:tc>
@@ -2768,7 +2768,7 @@
                 <w:i w:val="0"/>
                 <w:sz w:val="16"/>
               </w:rPr>
-              <w:t>S11</w:t>
+              <w:t>S20</w:t>
               <w:br/>
             </w:r>
             <w:r>
@@ -2778,7 +2778,7 @@
                 <w:color w:val="64748B"/>
                 <w:sz w:val="14"/>
               </w:rPr>
-              <w:t>Logement / cadre de vie</w:t>
+              <w:t>Gouvernance / autres</w:t>
             </w:r>
           </w:p>
         </w:tc>
@@ -2825,7 +2825,7 @@
                 <w:i w:val="0"/>
                 <w:sz w:val="17"/>
               </w:rPr>
-              <w:t>Prière de corriger cette incohérence.</w:t>
+              <w:t>Incohérence détectée ! Le ménage a précédemment déclaré vivre « Bien » ou « Assez bien » selon son revenu en 20A.02.</w:t>
             </w:r>
           </w:p>
         </w:tc>
@@ -2840,10 +2840,10 @@
               <w:rPr>
                 <w:b/>
                 <w:i w:val="0"/>
-                <w:color w:val="DC2626"/>
-                <w:sz w:val="16"/>
-              </w:rPr>
-              <w:t>Haute</w:t>
+                <w:color w:val="EA580C"/>
+                <w:sz w:val="16"/>
+              </w:rPr>
+              <w:t>Moyenne</w:t>
             </w:r>
           </w:p>
         </w:tc>
@@ -2858,7 +2858,7 @@
                 <w:i w:val="0"/>
                 <w:sz w:val="16"/>
               </w:rPr>
-              <w:t>S20</w:t>
+              <w:t>S00</w:t>
               <w:br/>
             </w:r>
             <w:r>
@@ -2868,7 +2868,7 @@
                 <w:color w:val="64748B"/>
                 <w:sz w:val="14"/>
               </w:rPr>
-              <w:t>Gouvernance / autres</w:t>
+              <w:t>Identification</w:t>
             </w:r>
           </w:p>
         </w:tc>
@@ -2884,7 +2884,7 @@
                 <w:color w:val="16A34A"/>
                 <w:sz w:val="16"/>
               </w:rPr>
-              <w:t>—</w:t>
+              <w:t>s00q27</w:t>
             </w:r>
           </w:p>
         </w:tc>
@@ -2915,7 +2915,7 @@
                 <w:i w:val="0"/>
                 <w:sz w:val="17"/>
               </w:rPr>
-              <w:t>Incohérence détectée ! Le ménage a précédemment déclaré vivre « Bien » ou « Assez bien » selon son revenu en 20A.02.</w:t>
+              <w:t>Le questionnaire semble ne pas être complètement fini mais le questionnaire est en statut complet, prière de compléter le questionnaire.</w:t>
             </w:r>
           </w:p>
         </w:tc>
@@ -2974,7 +2974,7 @@
                 <w:color w:val="16A34A"/>
                 <w:sz w:val="16"/>
               </w:rPr>
-              <w:t>s00q27</w:t>
+              <w:t>—</w:t>
             </w:r>
           </w:p>
         </w:tc>
@@ -3005,7 +3005,7 @@
                 <w:i w:val="0"/>
                 <w:sz w:val="17"/>
               </w:rPr>
-              <w:t>Le questionnaire semble ne pas être complètement fini mais le questionnaire est en statut complet, prière de compléter le questionnaire.</w:t>
+              <w:t>L'adresse ou la localisation du ménage doit être bien renseignée, ne doit pas contenir des numéros de téléphone et elle semble courte pour être une adresse.</w:t>
             </w:r>
           </w:p>
         </w:tc>
@@ -3095,7 +3095,7 @@
                 <w:i w:val="0"/>
                 <w:sz w:val="17"/>
               </w:rPr>
-              <w:t>L'adresse ou la localisation du ménage doit être bien renseignée, ne doit pas contenir des numéros de téléphone et elle semble courte pour être une adresse.</w:t>
+              <w:t>Prière de renseigner la bonne adresse.</w:t>
             </w:r>
           </w:p>
         </w:tc>
@@ -3128,7 +3128,7 @@
                 <w:i w:val="0"/>
                 <w:sz w:val="16"/>
               </w:rPr>
-              <w:t>S00</w:t>
+              <w:t>S01</w:t>
               <w:br/>
             </w:r>
             <w:r>
@@ -3138,7 +3138,7 @@
                 <w:color w:val="64748B"/>
                 <w:sz w:val="14"/>
               </w:rPr>
-              <w:t>Identification</w:t>
+              <w:t>Démographie</w:t>
             </w:r>
           </w:p>
         </w:tc>
@@ -3154,7 +3154,7 @@
                 <w:color w:val="16A34A"/>
                 <w:sz w:val="16"/>
               </w:rPr>
-              <w:t>—</w:t>
+              <w:t>s01q00</w:t>
             </w:r>
           </w:p>
         </w:tc>
@@ -3185,7 +3185,7 @@
                 <w:i w:val="0"/>
                 <w:sz w:val="17"/>
               </w:rPr>
-              <w:t>Prière de renseigner la bonne adresse.</w:t>
+              <w:t>Attention ! Vous avez déclaré en s01q00 que le répondant est la personne elle-même, or MOUHAMED NDAO est trop jeune (3 ans) pour fournir des informations correctes.</w:t>
             </w:r>
           </w:p>
         </w:tc>
@@ -3244,7 +3244,7 @@
                 <w:color w:val="16A34A"/>
                 <w:sz w:val="16"/>
               </w:rPr>
-              <w:t>s01q00</w:t>
+              <w:t>—</w:t>
             </w:r>
           </w:p>
         </w:tc>
@@ -3275,7 +3275,7 @@
                 <w:i w:val="0"/>
                 <w:sz w:val="17"/>
               </w:rPr>
-              <w:t>Attention ! Vous avez déclaré en s01q00 que le répondant est la personne elle-même, or MOUHAMED NDAO est trop jeune (3 ans) pour fournir des informations correctes.</w:t>
+              <w:t>Prière de refaire la section 1 pour MOUHAMED NDAO en demandant à un adulte de répondre aux questions à sa place.</w:t>
             </w:r>
           </w:p>
         </w:tc>
@@ -3365,7 +3365,7 @@
                 <w:i w:val="0"/>
                 <w:sz w:val="17"/>
               </w:rPr>
-              <w:t>Prière de refaire la section 1 pour MOUHAMED NDAO en demandant à un adulte de répondre aux questions à sa place.</w:t>
+              <w:t>Prière de verifier l'information donnée par MOUHAMED NDAO ou corriger au niveau de la section 1.</w:t>
             </w:r>
           </w:p>
         </w:tc>
@@ -3455,7 +3455,7 @@
                 <w:i w:val="0"/>
                 <w:sz w:val="17"/>
               </w:rPr>
-              <w:t>Prière de verifier l'information donnée par MOUHAMED NDAO ou corriger au niveau de la section 1.</w:t>
+              <w:t>Prière de verifier l'information donnée par AWA NDAO ou corriger au niveau de la section 1.</w:t>
             </w:r>
           </w:p>
         </w:tc>
@@ -3545,7 +3545,7 @@
                 <w:i w:val="0"/>
                 <w:sz w:val="17"/>
               </w:rPr>
-              <w:t>Prière de verifier l'information donnée par AWA NDAO ou corriger au niveau de la section 1.</w:t>
+              <w:t>Prière de verifier l'information donnée par FARI NDAO ou corriger au niveau de la section 1.</w:t>
             </w:r>
           </w:p>
         </w:tc>
@@ -3635,7 +3635,7 @@
                 <w:i w:val="0"/>
                 <w:sz w:val="17"/>
               </w:rPr>
-              <w:t>Prière de verifier l'information donnée par FARI NDAO ou corriger au niveau de la section 1.</w:t>
+              <w:t>Prière de verifier l'information donnée par KARIME NDAO ou corriger au niveau de la section 1.</w:t>
             </w:r>
           </w:p>
         </w:tc>
@@ -3725,7 +3725,7 @@
                 <w:i w:val="0"/>
                 <w:sz w:val="17"/>
               </w:rPr>
-              <w:t>Prière de verifier l'information donnée par KARIME NDAO ou corriger au niveau de la section 1.</w:t>
+              <w:t>Prière de verifier l'information donnée par MASSINTI NDAO ou corriger au niveau de la section 1.</w:t>
             </w:r>
           </w:p>
         </w:tc>
@@ -3815,187 +3815,7 @@
                 <w:i w:val="0"/>
                 <w:sz w:val="17"/>
               </w:rPr>
-              <w:t>Prière de verifier l'information donnée par MASSINTI NDAO ou corriger au niveau de la section 1.</w:t>
-            </w:r>
-          </w:p>
-        </w:tc>
-      </w:tr>
-      <w:tr>
-        <w:tc>
-          <w:tcPr>
-            <w:tcW w:type="dxa" w:w="964"/>
-          </w:tcPr>
-          <w:p>
-            <w:r>
-              <w:rPr>
-                <w:b/>
-                <w:i w:val="0"/>
-                <w:color w:val="EA580C"/>
-                <w:sz w:val="16"/>
-              </w:rPr>
-              <w:t>Moyenne</w:t>
-            </w:r>
-          </w:p>
-        </w:tc>
-        <w:tc>
-          <w:tcPr>
-            <w:tcW w:type="dxa" w:w="1247"/>
-          </w:tcPr>
-          <w:p>
-            <w:r>
-              <w:rPr>
-                <w:b/>
-                <w:i w:val="0"/>
-                <w:sz w:val="16"/>
-              </w:rPr>
-              <w:t>S01</w:t>
-              <w:br/>
-            </w:r>
-            <w:r>
-              <w:rPr>
-                <w:b w:val="0"/>
-                <w:i w:val="0"/>
-                <w:color w:val="64748B"/>
-                <w:sz w:val="14"/>
-              </w:rPr>
-              <w:t>Démographie</w:t>
-            </w:r>
-          </w:p>
-        </w:tc>
-        <w:tc>
-          <w:tcPr>
-            <w:tcW w:type="dxa" w:w="1531"/>
-          </w:tcPr>
-          <w:p>
-            <w:r>
-              <w:rPr>
-                <w:b/>
-                <w:i w:val="0"/>
-                <w:color w:val="16A34A"/>
-                <w:sz w:val="16"/>
-              </w:rPr>
-              <w:t>—</w:t>
-            </w:r>
-          </w:p>
-        </w:tc>
-        <w:tc>
-          <w:tcPr>
-            <w:tcW w:type="dxa" w:w="1191"/>
-          </w:tcPr>
-          <w:p>
-            <w:r>
-              <w:rPr>
-                <w:b w:val="0"/>
-                <w:i w:val="0"/>
-                <w:color w:val="64748B"/>
-                <w:sz w:val="16"/>
-              </w:rPr>
-              <w:t>GT-CQ</w:t>
-            </w:r>
-          </w:p>
-        </w:tc>
-        <w:tc>
-          <w:tcPr>
-            <w:tcW w:type="dxa" w:w="4706"/>
-          </w:tcPr>
-          <w:p>
-            <w:r>
-              <w:rPr>
-                <w:b w:val="0"/>
-                <w:i w:val="0"/>
-                <w:sz w:val="17"/>
-              </w:rPr>
               <w:t>Prière de verifier l'information donnée par MODOU NDAO ou corriger au niveau de la section 1.</w:t>
-            </w:r>
-          </w:p>
-        </w:tc>
-      </w:tr>
-      <w:tr>
-        <w:tc>
-          <w:tcPr>
-            <w:tcW w:type="dxa" w:w="964"/>
-          </w:tcPr>
-          <w:p>
-            <w:r>
-              <w:rPr>
-                <w:b/>
-                <w:i w:val="0"/>
-                <w:color w:val="EA580C"/>
-                <w:sz w:val="16"/>
-              </w:rPr>
-              <w:t>Moyenne</w:t>
-            </w:r>
-          </w:p>
-        </w:tc>
-        <w:tc>
-          <w:tcPr>
-            <w:tcW w:type="dxa" w:w="1247"/>
-          </w:tcPr>
-          <w:p>
-            <w:r>
-              <w:rPr>
-                <w:b/>
-                <w:i w:val="0"/>
-                <w:sz w:val="16"/>
-              </w:rPr>
-              <w:t>S02</w:t>
-              <w:br/>
-            </w:r>
-            <w:r>
-              <w:rPr>
-                <w:b w:val="0"/>
-                <w:i w:val="0"/>
-                <w:color w:val="64748B"/>
-                <w:sz w:val="14"/>
-              </w:rPr>
-              <w:t>Éducation</w:t>
-            </w:r>
-          </w:p>
-        </w:tc>
-        <w:tc>
-          <w:tcPr>
-            <w:tcW w:type="dxa" w:w="1531"/>
-          </w:tcPr>
-          <w:p>
-            <w:r>
-              <w:rPr>
-                <w:b/>
-                <w:i w:val="0"/>
-                <w:color w:val="16A34A"/>
-                <w:sz w:val="16"/>
-              </w:rPr>
-              <w:t>—</w:t>
-            </w:r>
-          </w:p>
-        </w:tc>
-        <w:tc>
-          <w:tcPr>
-            <w:tcW w:type="dxa" w:w="1191"/>
-          </w:tcPr>
-          <w:p>
-            <w:r>
-              <w:rPr>
-                <w:b w:val="0"/>
-                <w:i w:val="0"/>
-                <w:color w:val="64748B"/>
-                <w:sz w:val="16"/>
-              </w:rPr>
-              <w:t>GT-CQ</w:t>
-            </w:r>
-          </w:p>
-        </w:tc>
-        <w:tc>
-          <w:tcPr>
-            <w:tcW w:type="dxa" w:w="4706"/>
-          </w:tcPr>
-          <w:p>
-            <w:r>
-              <w:rPr>
-                <w:b w:val="0"/>
-                <w:i w:val="0"/>
-                <w:sz w:val="17"/>
-              </w:rPr>
-              <w:t>veuillez, s'il vous plait, confirmer la cotisation ( 2500 FCFA) payée de AWA NDAO avec le QG ou apporter les corrections nécessaires.</w:t>
             </w:r>
           </w:p>
         </w:tc>
